--- a/Fase 2/Evidencias Proyecto/Product Vision.docx
+++ b/Fase 2/Evidencias Proyecto/Product Vision.docx
@@ -4,7 +4,7 @@
   <w:body>
     <w:p>
       <w:pPr>
-        <w:spacing w:before="760"/>
+        <w:spacing w:before="760" w:line="360" w:lineRule="auto"/>
         <w:jc w:val="center"/>
         <w:rPr>
           <w:rFonts w:ascii="Arial" w:hAnsi="Arial" w:cs="Arial"/>
@@ -23,7 +23,7 @@
     <w:p>
       <w:pPr>
         <w:pStyle w:val="Title"/>
-        <w:spacing w:before="480" w:after="360"/>
+        <w:spacing w:before="480" w:after="360" w:line="360" w:lineRule="auto"/>
         <w:jc w:val="center"/>
         <w:rPr>
           <w:rFonts w:ascii="Arial" w:hAnsi="Arial" w:cs="Arial"/>
@@ -50,6 +50,7 @@
     <w:p>
       <w:pPr>
         <w:pStyle w:val="Subtitle"/>
+        <w:spacing w:line="360" w:lineRule="auto"/>
         <w:jc w:val="center"/>
         <w:rPr>
           <w:rFonts w:ascii="Arial" w:hAnsi="Arial" w:cs="Arial"/>
@@ -83,6 +84,7 @@
     <w:p>
       <w:pPr>
         <w:pStyle w:val="Subtitle"/>
+        <w:spacing w:line="360" w:lineRule="auto"/>
         <w:jc w:val="center"/>
         <w:rPr>
           <w:rFonts w:ascii="Arial" w:hAnsi="Arial" w:cs="Arial"/>
@@ -111,7 +113,7 @@
         <w:tabs>
           <w:tab w:val="left" w:pos="8505"/>
         </w:tabs>
-        <w:spacing w:before="760"/>
+        <w:spacing w:before="760" w:line="360" w:lineRule="auto"/>
         <w:rPr>
           <w:rFonts w:ascii="Arial" w:hAnsi="Arial" w:cs="Arial"/>
           <w:b/>
@@ -129,7 +131,7 @@
     </w:p>
     <w:p>
       <w:pPr>
-        <w:spacing w:before="760"/>
+        <w:spacing w:before="760" w:line="360" w:lineRule="auto"/>
         <w:jc w:val="right"/>
         <w:rPr>
           <w:rFonts w:ascii="Arial" w:hAnsi="Arial" w:cs="Arial"/>
@@ -140,7 +142,7 @@
     </w:p>
     <w:p>
       <w:pPr>
-        <w:spacing w:before="760"/>
+        <w:spacing w:before="760" w:line="360" w:lineRule="auto"/>
         <w:jc w:val="right"/>
         <w:rPr>
           <w:rFonts w:ascii="Arial" w:hAnsi="Arial" w:cs="Arial"/>
@@ -158,6 +160,7 @@
     </w:p>
     <w:p>
       <w:pPr>
+        <w:spacing w:line="360" w:lineRule="auto"/>
         <w:jc w:val="right"/>
         <w:rPr>
           <w:rFonts w:ascii="Arial" w:hAnsi="Arial" w:cs="Arial"/>
@@ -190,6 +193,7 @@
     </w:p>
     <w:p>
       <w:pPr>
+        <w:spacing w:line="360" w:lineRule="auto"/>
         <w:jc w:val="right"/>
         <w:rPr>
           <w:rFonts w:ascii="Arial" w:hAnsi="Arial" w:cs="Arial"/>
@@ -199,6 +203,7 @@
     </w:p>
     <w:p>
       <w:pPr>
+        <w:spacing w:line="360" w:lineRule="auto"/>
         <w:jc w:val="right"/>
         <w:rPr>
           <w:rFonts w:ascii="Arial" w:hAnsi="Arial" w:cs="Arial"/>
@@ -208,6 +213,7 @@
     </w:p>
     <w:p>
       <w:pPr>
+        <w:spacing w:line="360" w:lineRule="auto"/>
         <w:jc w:val="right"/>
         <w:rPr>
           <w:rFonts w:ascii="Arial" w:hAnsi="Arial" w:cs="Arial"/>
@@ -224,59 +230,42 @@
     </w:p>
     <w:p>
       <w:pPr>
-        <w:jc w:val="right"/>
-        <w:rPr>
-          <w:rFonts w:ascii="Arial" w:hAnsi="Arial" w:cs="Arial"/>
-          <w:lang w:val="es-CL"/>
-        </w:rPr>
-      </w:pPr>
-      <w:r>
-        <w:rPr>
-          <w:rFonts w:ascii="Arial" w:hAnsi="Arial" w:cs="Arial"/>
-          <w:lang w:val="es-CL"/>
-        </w:rPr>
-        <w:t>Revisión documental 04 de octubre de 2026</w:t>
-      </w:r>
-      <w:r>
-        <w:rPr>
-          <w:rFonts w:ascii="Arial" w:hAnsi="Arial" w:cs="Arial"/>
-          <w:lang w:val="es-CL"/>
-        </w:rPr>
-        <w:br/>
-        <w:t>Estados de Scrum al 03 de octubre de 2026</w:t>
+        <w:spacing w:line="360" w:lineRule="auto"/>
+        <w:rPr>
+          <w:rFonts w:ascii="Arial" w:hAnsi="Arial" w:cs="Arial"/>
+          <w:lang w:val="es-CL"/>
+        </w:rPr>
+      </w:pPr>
+      <w:r>
+        <w:rPr>
+          <w:rFonts w:ascii="Arial" w:hAnsi="Arial" w:cs="Arial"/>
+          <w:lang w:val="es-CL"/>
+        </w:rPr>
+        <w:br w:type="page"/>
       </w:r>
     </w:p>
     <w:p>
       <w:pPr>
-        <w:rPr>
-          <w:rFonts w:ascii="Arial" w:hAnsi="Arial" w:cs="Arial"/>
-        </w:rPr>
-      </w:pPr>
-      <w:r>
-        <w:rPr>
-          <w:rFonts w:ascii="Arial" w:hAnsi="Arial" w:cs="Arial"/>
-        </w:rPr>
-        <w:br w:type="page"/>
-      </w:r>
+        <w:pStyle w:val="Heading1"/>
+        <w:spacing w:line="360" w:lineRule="auto"/>
+        <w:rPr>
+          <w:rFonts w:ascii="Arial" w:hAnsi="Arial" w:cs="Arial"/>
+        </w:rPr>
+      </w:pPr>
+      <w:proofErr w:type="spellStart"/>
+      <w:r>
+        <w:rPr>
+          <w:rFonts w:ascii="Arial" w:hAnsi="Arial" w:cs="Arial"/>
+        </w:rPr>
+        <w:lastRenderedPageBreak/>
+        <w:t>Índice</w:t>
+      </w:r>
+      <w:proofErr w:type="spellEnd"/>
     </w:p>
     <w:p>
       <w:pPr>
-        <w:pStyle w:val="Heading1"/>
-        <w:rPr>
-          <w:rFonts w:ascii="Arial" w:hAnsi="Arial" w:cs="Arial"/>
-        </w:rPr>
-      </w:pPr>
-      <w:r>
-        <w:rPr>
-          <w:rFonts w:ascii="Arial" w:hAnsi="Arial" w:cs="Arial"/>
-        </w:rPr>
-        <w:lastRenderedPageBreak/>
-        <w:t>Índice</w:t>
-      </w:r>
-    </w:p>
-    <w:p>
-      <w:pPr>
         <w:pStyle w:val="TOC11"/>
+        <w:spacing w:line="360" w:lineRule="auto"/>
         <w:rPr>
           <w:rFonts w:ascii="Arial" w:hAnsi="Arial" w:cs="Arial"/>
           <w:noProof/>
@@ -361,6 +350,7 @@
     <w:p>
       <w:pPr>
         <w:pStyle w:val="TOC11"/>
+        <w:spacing w:line="360" w:lineRule="auto"/>
         <w:rPr>
           <w:rFonts w:ascii="Arial" w:hAnsi="Arial" w:cs="Arial"/>
           <w:noProof/>
@@ -427,6 +417,7 @@
     <w:p>
       <w:pPr>
         <w:pStyle w:val="TOC11"/>
+        <w:spacing w:line="360" w:lineRule="auto"/>
         <w:rPr>
           <w:rFonts w:ascii="Arial" w:hAnsi="Arial" w:cs="Arial"/>
           <w:noProof/>
@@ -493,6 +484,7 @@
     <w:p>
       <w:pPr>
         <w:pStyle w:val="TOC11"/>
+        <w:spacing w:line="360" w:lineRule="auto"/>
         <w:rPr>
           <w:rFonts w:ascii="Arial" w:hAnsi="Arial" w:cs="Arial"/>
           <w:noProof/>
@@ -559,6 +551,7 @@
     <w:p>
       <w:pPr>
         <w:pStyle w:val="TOC21"/>
+        <w:spacing w:line="360" w:lineRule="auto"/>
         <w:rPr>
           <w:rFonts w:ascii="Arial" w:hAnsi="Arial" w:cs="Arial"/>
           <w:noProof/>
@@ -625,6 +618,7 @@
     <w:p>
       <w:pPr>
         <w:pStyle w:val="TOC21"/>
+        <w:spacing w:line="360" w:lineRule="auto"/>
         <w:rPr>
           <w:rFonts w:ascii="Arial" w:hAnsi="Arial" w:cs="Arial"/>
           <w:noProof/>
@@ -691,6 +685,7 @@
     <w:p>
       <w:pPr>
         <w:pStyle w:val="TOC21"/>
+        <w:spacing w:line="360" w:lineRule="auto"/>
         <w:rPr>
           <w:rFonts w:ascii="Arial" w:hAnsi="Arial" w:cs="Arial"/>
           <w:noProof/>
@@ -757,6 +752,7 @@
     <w:p>
       <w:pPr>
         <w:pStyle w:val="TOC11"/>
+        <w:spacing w:line="360" w:lineRule="auto"/>
         <w:rPr>
           <w:rFonts w:ascii="Arial" w:hAnsi="Arial" w:cs="Arial"/>
           <w:noProof/>
@@ -823,6 +819,7 @@
     <w:p>
       <w:pPr>
         <w:pStyle w:val="TOC11"/>
+        <w:spacing w:line="360" w:lineRule="auto"/>
         <w:rPr>
           <w:rFonts w:ascii="Arial" w:hAnsi="Arial" w:cs="Arial"/>
           <w:noProof/>
@@ -889,6 +886,7 @@
     <w:p>
       <w:pPr>
         <w:pStyle w:val="TOC11"/>
+        <w:spacing w:line="360" w:lineRule="auto"/>
         <w:rPr>
           <w:rFonts w:ascii="Arial" w:hAnsi="Arial" w:cs="Arial"/>
           <w:noProof/>
@@ -955,6 +953,7 @@
     <w:p>
       <w:pPr>
         <w:pStyle w:val="TOC11"/>
+        <w:spacing w:line="360" w:lineRule="auto"/>
         <w:rPr>
           <w:rFonts w:ascii="Arial" w:hAnsi="Arial" w:cs="Arial"/>
           <w:noProof/>
@@ -1021,6 +1020,7 @@
     <w:p>
       <w:pPr>
         <w:pStyle w:val="TOC11"/>
+        <w:spacing w:line="360" w:lineRule="auto"/>
         <w:rPr>
           <w:rFonts w:ascii="Arial" w:hAnsi="Arial" w:cs="Arial"/>
           <w:noProof/>
@@ -1087,6 +1087,7 @@
     <w:p>
       <w:pPr>
         <w:pStyle w:val="TOC11"/>
+        <w:spacing w:line="360" w:lineRule="auto"/>
         <w:rPr>
           <w:rFonts w:ascii="Arial" w:hAnsi="Arial" w:cs="Arial"/>
           <w:noProof/>
@@ -1153,6 +1154,7 @@
     <w:p>
       <w:pPr>
         <w:pStyle w:val="TOC11"/>
+        <w:spacing w:line="360" w:lineRule="auto"/>
         <w:rPr>
           <w:rFonts w:ascii="Arial" w:hAnsi="Arial" w:cs="Arial"/>
           <w:noProof/>
@@ -1219,6 +1221,7 @@
     <w:p>
       <w:pPr>
         <w:pStyle w:val="TOC11"/>
+        <w:spacing w:line="360" w:lineRule="auto"/>
         <w:rPr>
           <w:rFonts w:ascii="Arial" w:hAnsi="Arial" w:cs="Arial"/>
         </w:rPr>
@@ -1289,6 +1292,7 @@
     </w:p>
     <w:p>
       <w:pPr>
+        <w:spacing w:line="360" w:lineRule="auto"/>
         <w:rPr>
           <w:rFonts w:ascii="Arial" w:hAnsi="Arial" w:cs="Arial"/>
         </w:rPr>
@@ -1303,6 +1307,7 @@
     <w:p>
       <w:pPr>
         <w:pStyle w:val="Heading1"/>
+        <w:spacing w:line="360" w:lineRule="auto"/>
         <w:rPr>
           <w:rFonts w:ascii="Arial" w:hAnsi="Arial" w:cs="Arial"/>
           <w:lang w:val="es-CL"/>
@@ -1315,28 +1320,13 @@
           <w:lang w:val="es-CL"/>
         </w:rPr>
         <w:lastRenderedPageBreak/>
-        <w:t xml:space="preserve">1 </w:t>
-      </w:r>
-      <w:proofErr w:type="gramStart"/>
-      <w:r>
-        <w:rPr>
-          <w:rFonts w:ascii="Arial" w:hAnsi="Arial" w:cs="Arial"/>
-          <w:lang w:val="es-CL"/>
-        </w:rPr>
-        <w:t>Resumen</w:t>
-      </w:r>
-      <w:proofErr w:type="gramEnd"/>
-      <w:r>
-        <w:rPr>
-          <w:rFonts w:ascii="Arial" w:hAnsi="Arial" w:cs="Arial"/>
-          <w:lang w:val="es-CL"/>
-        </w:rPr>
-        <w:t xml:space="preserve"> ejecutivo</w:t>
+        <w:t>1 Resumen ejecutivo</w:t>
       </w:r>
       <w:bookmarkEnd w:id="0"/>
     </w:p>
     <w:p>
       <w:pPr>
+        <w:spacing w:line="360" w:lineRule="auto"/>
         <w:rPr>
           <w:rFonts w:ascii="Arial" w:hAnsi="Arial" w:cs="Arial"/>
           <w:lang w:val="es-CL"/>
@@ -1368,6 +1358,7 @@
     </w:p>
     <w:p>
       <w:pPr>
+        <w:spacing w:line="360" w:lineRule="auto"/>
         <w:rPr>
           <w:rFonts w:ascii="Arial" w:hAnsi="Arial" w:cs="Arial"/>
           <w:lang w:val="es-CL"/>
@@ -1416,6 +1407,7 @@
     <w:p>
       <w:pPr>
         <w:pStyle w:val="Heading1"/>
+        <w:spacing w:line="360" w:lineRule="auto"/>
         <w:rPr>
           <w:rFonts w:ascii="Arial" w:hAnsi="Arial" w:cs="Arial"/>
           <w:lang w:val="es-CL"/>
@@ -1427,28 +1419,13 @@
           <w:rFonts w:ascii="Arial" w:hAnsi="Arial" w:cs="Arial"/>
           <w:lang w:val="es-CL"/>
         </w:rPr>
-        <w:t xml:space="preserve">2 </w:t>
-      </w:r>
-      <w:proofErr w:type="gramStart"/>
-      <w:r>
-        <w:rPr>
-          <w:rFonts w:ascii="Arial" w:hAnsi="Arial" w:cs="Arial"/>
-          <w:lang w:val="es-CL"/>
-        </w:rPr>
-        <w:t>Introducción</w:t>
-      </w:r>
-      <w:proofErr w:type="gramEnd"/>
-      <w:r>
-        <w:rPr>
-          <w:rFonts w:ascii="Arial" w:hAnsi="Arial" w:cs="Arial"/>
-          <w:lang w:val="es-CL"/>
-        </w:rPr>
-        <w:t xml:space="preserve"> y propósito</w:t>
+        <w:t>2 Introducción y propósito</w:t>
       </w:r>
       <w:bookmarkEnd w:id="1"/>
     </w:p>
     <w:p>
       <w:pPr>
+        <w:spacing w:line="360" w:lineRule="auto"/>
         <w:rPr>
           <w:rFonts w:ascii="Arial" w:hAnsi="Arial" w:cs="Arial"/>
           <w:lang w:val="es-CL"/>
@@ -1480,6 +1457,7 @@
     </w:p>
     <w:p>
       <w:pPr>
+        <w:spacing w:line="360" w:lineRule="auto"/>
         <w:rPr>
           <w:rFonts w:ascii="Arial" w:hAnsi="Arial" w:cs="Arial"/>
           <w:lang w:val="es-CL"/>
@@ -1560,6 +1538,7 @@
     <w:p>
       <w:pPr>
         <w:pStyle w:val="Heading1"/>
+        <w:spacing w:line="360" w:lineRule="auto"/>
         <w:rPr>
           <w:rFonts w:ascii="Arial" w:hAnsi="Arial" w:cs="Arial"/>
           <w:lang w:val="es-CL"/>
@@ -1571,28 +1550,13 @@
           <w:rFonts w:ascii="Arial" w:hAnsi="Arial" w:cs="Arial"/>
           <w:lang w:val="es-CL"/>
         </w:rPr>
-        <w:t xml:space="preserve">3 </w:t>
-      </w:r>
-      <w:proofErr w:type="gramStart"/>
-      <w:r>
-        <w:rPr>
-          <w:rFonts w:ascii="Arial" w:hAnsi="Arial" w:cs="Arial"/>
-          <w:lang w:val="es-CL"/>
-        </w:rPr>
-        <w:t>Formulación</w:t>
-      </w:r>
-      <w:proofErr w:type="gramEnd"/>
-      <w:r>
-        <w:rPr>
-          <w:rFonts w:ascii="Arial" w:hAnsi="Arial" w:cs="Arial"/>
-          <w:lang w:val="es-CL"/>
-        </w:rPr>
-        <w:t xml:space="preserve"> de la visión</w:t>
+        <w:t>3 Formulación de la visión</w:t>
       </w:r>
       <w:bookmarkEnd w:id="2"/>
     </w:p>
     <w:p>
       <w:pPr>
+        <w:spacing w:line="360" w:lineRule="auto"/>
         <w:rPr>
           <w:rFonts w:ascii="Arial" w:hAnsi="Arial" w:cs="Arial"/>
           <w:lang w:val="es-CL"/>
@@ -1624,6 +1588,7 @@
     </w:p>
     <w:p>
       <w:pPr>
+        <w:spacing w:line="360" w:lineRule="auto"/>
         <w:rPr>
           <w:rFonts w:ascii="Arial" w:hAnsi="Arial" w:cs="Arial"/>
           <w:lang w:val="es-CL"/>
@@ -1656,6 +1621,7 @@
     <w:p>
       <w:pPr>
         <w:pStyle w:val="Heading1"/>
+        <w:spacing w:line="360" w:lineRule="auto"/>
         <w:rPr>
           <w:rFonts w:ascii="Arial" w:hAnsi="Arial" w:cs="Arial"/>
           <w:lang w:val="es-CL"/>
@@ -1667,28 +1633,13 @@
           <w:rFonts w:ascii="Arial" w:hAnsi="Arial" w:cs="Arial"/>
           <w:lang w:val="es-CL"/>
         </w:rPr>
-        <w:t xml:space="preserve">4 </w:t>
-      </w:r>
-      <w:proofErr w:type="gramStart"/>
-      <w:r>
-        <w:rPr>
-          <w:rFonts w:ascii="Arial" w:hAnsi="Arial" w:cs="Arial"/>
-          <w:lang w:val="es-CL"/>
-        </w:rPr>
-        <w:t>Necesidades</w:t>
-      </w:r>
-      <w:proofErr w:type="gramEnd"/>
-      <w:r>
-        <w:rPr>
-          <w:rFonts w:ascii="Arial" w:hAnsi="Arial" w:cs="Arial"/>
-          <w:lang w:val="es-CL"/>
-        </w:rPr>
-        <w:t xml:space="preserve"> de los usuarios</w:t>
+        <w:t>4 Necesidades de los usuarios</w:t>
       </w:r>
       <w:bookmarkEnd w:id="3"/>
     </w:p>
     <w:p>
       <w:pPr>
+        <w:spacing w:line="360" w:lineRule="auto"/>
         <w:rPr>
           <w:rFonts w:ascii="Arial" w:hAnsi="Arial" w:cs="Arial"/>
           <w:lang w:val="es-CL"/>
@@ -1698,35 +1649,24 @@
     <w:p>
       <w:pPr>
         <w:pStyle w:val="Heading2"/>
-        <w:rPr>
-          <w:rFonts w:ascii="Arial" w:hAnsi="Arial" w:cs="Arial"/>
-          <w:lang w:val="es-CL"/>
-        </w:rPr>
-      </w:pPr>
-      <w:r>
-        <w:rPr>
-          <w:rFonts w:ascii="Arial" w:hAnsi="Arial" w:cs="Arial"/>
-          <w:lang w:val="es-CL"/>
-        </w:rPr>
-        <w:t>4.</w:t>
-      </w:r>
-      <w:r>
-        <w:rPr>
-          <w:rFonts w:ascii="Arial" w:hAnsi="Arial" w:cs="Arial"/>
-          <w:lang w:val="es-CL"/>
-        </w:rPr>
-        <w:t>1</w:t>
-      </w:r>
-      <w:r>
-        <w:rPr>
-          <w:rFonts w:ascii="Arial" w:hAnsi="Arial" w:cs="Arial"/>
-          <w:lang w:val="es-CL"/>
-        </w:rPr>
-        <w:t xml:space="preserve"> Validación cualitativa de necesidades e intención de pago</w:t>
+        <w:spacing w:line="360" w:lineRule="auto"/>
+        <w:rPr>
+          <w:rFonts w:ascii="Arial" w:hAnsi="Arial" w:cs="Arial"/>
+          <w:lang w:val="es-CL"/>
+        </w:rPr>
+      </w:pPr>
+      <w:r>
+        <w:rPr>
+          <w:rFonts w:ascii="Arial" w:hAnsi="Arial" w:cs="Arial"/>
+          <w:lang w:val="es-CL"/>
+        </w:rPr>
+        <w:lastRenderedPageBreak/>
+        <w:t>4.1 Validación cualitativa de necesidades e intención de pago</w:t>
       </w:r>
     </w:p>
     <w:p>
       <w:pPr>
+        <w:spacing w:line="360" w:lineRule="auto"/>
         <w:rPr>
           <w:rFonts w:ascii="Arial" w:hAnsi="Arial" w:cs="Arial"/>
           <w:lang w:val="es-CL"/>
@@ -1758,6 +1698,7 @@
     </w:p>
     <w:p>
       <w:pPr>
+        <w:spacing w:line="360" w:lineRule="auto"/>
         <w:rPr>
           <w:rFonts w:ascii="Arial" w:hAnsi="Arial" w:cs="Arial"/>
           <w:lang w:val="es-CL"/>
@@ -1789,6 +1730,7 @@
     </w:p>
     <w:p>
       <w:pPr>
+        <w:spacing w:line="360" w:lineRule="auto"/>
         <w:rPr>
           <w:rFonts w:ascii="Arial" w:hAnsi="Arial" w:cs="Arial"/>
           <w:lang w:val="es-CL"/>
@@ -1797,6 +1739,7 @@
     </w:p>
     <w:p>
       <w:pPr>
+        <w:spacing w:line="360" w:lineRule="auto"/>
         <w:rPr>
           <w:rFonts w:ascii="Arial" w:hAnsi="Arial" w:cs="Arial"/>
           <w:lang w:val="es-CL"/>
@@ -1805,17 +1748,17 @@
     </w:p>
     <w:p>
       <w:pPr>
-        <w:rPr>
-          <w:rFonts w:ascii="Arial" w:hAnsi="Arial" w:cs="Arial"/>
-          <w:lang w:val="es-CL"/>
-        </w:rPr>
-      </w:pPr>
-      <w:r>
-        <w:rPr>
-          <w:rFonts w:ascii="Arial" w:hAnsi="Arial" w:cs="Arial"/>
-          <w:lang w:val="es-CL"/>
-        </w:rPr>
-        <w:lastRenderedPageBreak/>
+        <w:spacing w:line="360" w:lineRule="auto"/>
+        <w:rPr>
+          <w:rFonts w:ascii="Arial" w:hAnsi="Arial" w:cs="Arial"/>
+          <w:lang w:val="es-CL"/>
+        </w:rPr>
+      </w:pPr>
+      <w:r>
+        <w:rPr>
+          <w:rFonts w:ascii="Arial" w:hAnsi="Arial" w:cs="Arial"/>
+          <w:lang w:val="es-CL"/>
+        </w:rPr>
         <w:t>Hallazgos de necesidades operativas:</w:t>
       </w:r>
     </w:p>
@@ -1825,6 +1768,7 @@
           <w:ilvl w:val="0"/>
           <w:numId w:val="10"/>
         </w:numPr>
+        <w:spacing w:line="360" w:lineRule="auto"/>
         <w:rPr>
           <w:rFonts w:ascii="Arial" w:hAnsi="Arial" w:cs="Arial"/>
           <w:lang w:val="es-CL"/>
@@ -1844,6 +1788,7 @@
           <w:ilvl w:val="0"/>
           <w:numId w:val="10"/>
         </w:numPr>
+        <w:spacing w:line="360" w:lineRule="auto"/>
         <w:rPr>
           <w:rFonts w:ascii="Arial" w:hAnsi="Arial" w:cs="Arial"/>
           <w:lang w:val="es-CL"/>
@@ -1863,6 +1808,7 @@
           <w:ilvl w:val="0"/>
           <w:numId w:val="10"/>
         </w:numPr>
+        <w:spacing w:line="360" w:lineRule="auto"/>
         <w:rPr>
           <w:rFonts w:ascii="Arial" w:hAnsi="Arial" w:cs="Arial"/>
           <w:lang w:val="es-CL"/>
@@ -1878,6 +1824,7 @@
     </w:p>
     <w:p>
       <w:pPr>
+        <w:spacing w:line="360" w:lineRule="auto"/>
         <w:rPr>
           <w:rFonts w:ascii="Arial" w:hAnsi="Arial" w:cs="Arial"/>
           <w:lang w:val="es-CL"/>
@@ -1897,6 +1844,7 @@
           <w:ilvl w:val="0"/>
           <w:numId w:val="11"/>
         </w:numPr>
+        <w:spacing w:line="360" w:lineRule="auto"/>
         <w:rPr>
           <w:rFonts w:ascii="Arial" w:hAnsi="Arial" w:cs="Arial"/>
           <w:lang w:val="es-CL"/>
@@ -1916,6 +1864,7 @@
           <w:ilvl w:val="0"/>
           <w:numId w:val="11"/>
         </w:numPr>
+        <w:spacing w:line="360" w:lineRule="auto"/>
         <w:rPr>
           <w:rFonts w:ascii="Arial" w:hAnsi="Arial" w:cs="Arial"/>
           <w:lang w:val="es-CL"/>
@@ -1947,6 +1896,7 @@
     </w:p>
     <w:p>
       <w:pPr>
+        <w:spacing w:line="360" w:lineRule="auto"/>
         <w:rPr>
           <w:rFonts w:ascii="Arial" w:hAnsi="Arial" w:cs="Arial"/>
           <w:lang w:val="es-CL"/>
@@ -1956,6 +1906,7 @@
     <w:p>
       <w:pPr>
         <w:pStyle w:val="Heading1"/>
+        <w:spacing w:line="360" w:lineRule="auto"/>
         <w:rPr>
           <w:rFonts w:ascii="Arial" w:hAnsi="Arial" w:cs="Arial"/>
           <w:lang w:val="es-CL"/>
@@ -1967,23 +1918,8 @@
           <w:rFonts w:ascii="Arial" w:hAnsi="Arial" w:cs="Arial"/>
           <w:lang w:val="es-CL"/>
         </w:rPr>
-        <w:t xml:space="preserve">5 </w:t>
-      </w:r>
-      <w:proofErr w:type="gramStart"/>
-      <w:r>
-        <w:rPr>
-          <w:rFonts w:ascii="Arial" w:hAnsi="Arial" w:cs="Arial"/>
-          <w:lang w:val="es-CL"/>
-        </w:rPr>
-        <w:t>Propuesta</w:t>
-      </w:r>
-      <w:proofErr w:type="gramEnd"/>
-      <w:r>
-        <w:rPr>
-          <w:rFonts w:ascii="Arial" w:hAnsi="Arial" w:cs="Arial"/>
-          <w:lang w:val="es-CL"/>
-        </w:rPr>
-        <w:t xml:space="preserve"> de valor por proceso</w:t>
+        <w:lastRenderedPageBreak/>
+        <w:t>5 Propuesta de valor por proceso</w:t>
       </w:r>
       <w:bookmarkEnd w:id="4"/>
     </w:p>
@@ -2027,7 +1963,7 @@
           </w:tcPr>
           <w:p>
             <w:pPr>
-              <w:spacing w:after="0" w:line="252" w:lineRule="auto"/>
+              <w:spacing w:after="0" w:line="360" w:lineRule="auto"/>
               <w:rPr>
                 <w:rFonts w:ascii="Arial" w:hAnsi="Arial" w:cs="Arial"/>
               </w:rPr>
@@ -2053,7 +1989,7 @@
           </w:tcPr>
           <w:p>
             <w:pPr>
-              <w:spacing w:after="0" w:line="252" w:lineRule="auto"/>
+              <w:spacing w:after="0" w:line="360" w:lineRule="auto"/>
               <w:rPr>
                 <w:rFonts w:ascii="Arial" w:hAnsi="Arial" w:cs="Arial"/>
               </w:rPr>
@@ -2077,7 +2013,7 @@
           </w:tcPr>
           <w:p>
             <w:pPr>
-              <w:spacing w:after="0" w:line="252" w:lineRule="auto"/>
+              <w:spacing w:after="0" w:line="360" w:lineRule="auto"/>
               <w:rPr>
                 <w:rFonts w:ascii="Arial" w:hAnsi="Arial" w:cs="Arial"/>
               </w:rPr>
@@ -2107,7 +2043,7 @@
           </w:tcPr>
           <w:p>
             <w:pPr>
-              <w:spacing w:after="0" w:line="252" w:lineRule="auto"/>
+              <w:spacing w:after="0" w:line="360" w:lineRule="auto"/>
               <w:rPr>
                 <w:rFonts w:ascii="Arial" w:hAnsi="Arial" w:cs="Arial"/>
                 <w:lang w:val="es-CL"/>
@@ -2131,7 +2067,7 @@
           </w:tcPr>
           <w:p>
             <w:pPr>
-              <w:spacing w:after="0" w:line="252" w:lineRule="auto"/>
+              <w:spacing w:after="0" w:line="360" w:lineRule="auto"/>
               <w:rPr>
                 <w:rFonts w:ascii="Arial" w:hAnsi="Arial" w:cs="Arial"/>
                 <w:lang w:val="es-CL"/>
@@ -2143,18 +2079,8 @@
                 <w:sz w:val="19"/>
                 <w:lang w:val="es-CL"/>
               </w:rPr>
-              <w:t xml:space="preserve">POS con catálogo y </w:t>
+              <w:t>POS con catálogo y ticket</w:t>
             </w:r>
-            <w:proofErr w:type="gramStart"/>
-            <w:r>
-              <w:rPr>
-                <w:rFonts w:ascii="Arial" w:hAnsi="Arial" w:cs="Arial"/>
-                <w:sz w:val="19"/>
-                <w:lang w:val="es-CL"/>
-              </w:rPr>
-              <w:t>ticket</w:t>
-            </w:r>
-            <w:proofErr w:type="gramEnd"/>
           </w:p>
         </w:tc>
         <w:tc>
@@ -2165,7 +2091,7 @@
           </w:tcPr>
           <w:p>
             <w:pPr>
-              <w:spacing w:after="0" w:line="252" w:lineRule="auto"/>
+              <w:spacing w:after="0" w:line="360" w:lineRule="auto"/>
               <w:rPr>
                 <w:rFonts w:ascii="Arial" w:hAnsi="Arial" w:cs="Arial"/>
                 <w:lang w:val="es-CL"/>
@@ -2195,7 +2121,7 @@
           </w:tcPr>
           <w:p>
             <w:pPr>
-              <w:spacing w:after="0" w:line="252" w:lineRule="auto"/>
+              <w:spacing w:after="0" w:line="360" w:lineRule="auto"/>
               <w:rPr>
                 <w:rFonts w:ascii="Arial" w:hAnsi="Arial" w:cs="Arial"/>
               </w:rPr>
@@ -2235,7 +2161,7 @@
           </w:tcPr>
           <w:p>
             <w:pPr>
-              <w:spacing w:after="0" w:line="252" w:lineRule="auto"/>
+              <w:spacing w:after="0" w:line="360" w:lineRule="auto"/>
               <w:jc w:val="center"/>
               <w:rPr>
                 <w:rFonts w:ascii="Arial" w:hAnsi="Arial" w:cs="Arial"/>
@@ -2258,7 +2184,7 @@
           </w:tcPr>
           <w:p>
             <w:pPr>
-              <w:spacing w:after="0" w:line="252" w:lineRule="auto"/>
+              <w:spacing w:after="0" w:line="360" w:lineRule="auto"/>
               <w:rPr>
                 <w:rFonts w:ascii="Arial" w:hAnsi="Arial" w:cs="Arial"/>
               </w:rPr>
@@ -2286,7 +2212,7 @@
           </w:tcPr>
           <w:p>
             <w:pPr>
-              <w:spacing w:after="0" w:line="252" w:lineRule="auto"/>
+              <w:spacing w:after="0" w:line="360" w:lineRule="auto"/>
               <w:rPr>
                 <w:rFonts w:ascii="Arial" w:hAnsi="Arial" w:cs="Arial"/>
               </w:rPr>
@@ -2308,7 +2234,7 @@
           </w:tcPr>
           <w:p>
             <w:pPr>
-              <w:spacing w:after="0" w:line="252" w:lineRule="auto"/>
+              <w:spacing w:after="0" w:line="360" w:lineRule="auto"/>
               <w:jc w:val="center"/>
               <w:rPr>
                 <w:rFonts w:ascii="Arial" w:hAnsi="Arial" w:cs="Arial"/>
@@ -2331,7 +2257,7 @@
           </w:tcPr>
           <w:p>
             <w:pPr>
-              <w:spacing w:after="0" w:line="252" w:lineRule="auto"/>
+              <w:spacing w:after="0" w:line="360" w:lineRule="auto"/>
               <w:rPr>
                 <w:rFonts w:ascii="Arial" w:hAnsi="Arial" w:cs="Arial"/>
                 <w:lang w:val="es-CL"/>
@@ -2361,7 +2287,7 @@
           </w:tcPr>
           <w:p>
             <w:pPr>
-              <w:spacing w:after="0" w:line="252" w:lineRule="auto"/>
+              <w:spacing w:after="0" w:line="360" w:lineRule="auto"/>
               <w:rPr>
                 <w:rFonts w:ascii="Arial" w:hAnsi="Arial" w:cs="Arial"/>
               </w:rPr>
@@ -2401,7 +2327,7 @@
           </w:tcPr>
           <w:p>
             <w:pPr>
-              <w:spacing w:after="0" w:line="252" w:lineRule="auto"/>
+              <w:spacing w:after="0" w:line="360" w:lineRule="auto"/>
               <w:rPr>
                 <w:rFonts w:ascii="Arial" w:hAnsi="Arial" w:cs="Arial"/>
               </w:rPr>
@@ -2423,7 +2349,7 @@
           </w:tcPr>
           <w:p>
             <w:pPr>
-              <w:spacing w:after="0" w:line="252" w:lineRule="auto"/>
+              <w:spacing w:after="0" w:line="360" w:lineRule="auto"/>
               <w:rPr>
                 <w:rFonts w:ascii="Arial" w:hAnsi="Arial" w:cs="Arial"/>
               </w:rPr>
@@ -2451,7 +2377,7 @@
           </w:tcPr>
           <w:p>
             <w:pPr>
-              <w:spacing w:after="0" w:line="252" w:lineRule="auto"/>
+              <w:spacing w:after="0" w:line="360" w:lineRule="auto"/>
               <w:rPr>
                 <w:rFonts w:ascii="Arial" w:hAnsi="Arial" w:cs="Arial"/>
               </w:rPr>
@@ -2473,7 +2399,7 @@
           </w:tcPr>
           <w:p>
             <w:pPr>
-              <w:spacing w:after="0" w:line="252" w:lineRule="auto"/>
+              <w:spacing w:after="0" w:line="360" w:lineRule="auto"/>
               <w:rPr>
                 <w:rFonts w:ascii="Arial" w:hAnsi="Arial" w:cs="Arial"/>
               </w:rPr>
@@ -2495,7 +2421,7 @@
           </w:tcPr>
           <w:p>
             <w:pPr>
-              <w:spacing w:after="0" w:line="252" w:lineRule="auto"/>
+              <w:spacing w:after="0" w:line="360" w:lineRule="auto"/>
               <w:rPr>
                 <w:rFonts w:ascii="Arial" w:hAnsi="Arial" w:cs="Arial"/>
                 <w:lang w:val="es-CL"/>
@@ -2525,7 +2451,7 @@
           </w:tcPr>
           <w:p>
             <w:pPr>
-              <w:spacing w:after="0" w:line="252" w:lineRule="auto"/>
+              <w:spacing w:after="0" w:line="360" w:lineRule="auto"/>
               <w:rPr>
                 <w:rFonts w:ascii="Arial" w:hAnsi="Arial" w:cs="Arial"/>
               </w:rPr>
@@ -2572,7 +2498,7 @@
           </w:tcPr>
           <w:p>
             <w:pPr>
-              <w:spacing w:after="0" w:line="252" w:lineRule="auto"/>
+              <w:spacing w:after="0" w:line="360" w:lineRule="auto"/>
               <w:rPr>
                 <w:rFonts w:ascii="Arial" w:hAnsi="Arial" w:cs="Arial"/>
               </w:rPr>
@@ -2594,7 +2520,7 @@
           </w:tcPr>
           <w:p>
             <w:pPr>
-              <w:spacing w:after="0" w:line="252" w:lineRule="auto"/>
+              <w:spacing w:after="0" w:line="360" w:lineRule="auto"/>
               <w:rPr>
                 <w:rFonts w:ascii="Arial" w:hAnsi="Arial" w:cs="Arial"/>
                 <w:lang w:val="es-CL"/>
@@ -2614,7 +2540,7 @@
     </w:tbl>
     <w:p>
       <w:pPr>
-        <w:spacing w:after="20"/>
+        <w:spacing w:after="20" w:line="360" w:lineRule="auto"/>
         <w:rPr>
           <w:rFonts w:ascii="Arial" w:hAnsi="Arial" w:cs="Arial"/>
           <w:lang w:val="es-CL"/>
@@ -2624,6 +2550,7 @@
     <w:p>
       <w:pPr>
         <w:pStyle w:val="Heading1"/>
+        <w:spacing w:line="360" w:lineRule="auto"/>
         <w:rPr>
           <w:rFonts w:ascii="Arial" w:hAnsi="Arial" w:cs="Arial"/>
           <w:lang w:val="es-CL"/>
@@ -2673,6 +2600,7 @@
     </w:p>
     <w:p>
       <w:pPr>
+        <w:spacing w:line="360" w:lineRule="auto"/>
         <w:rPr>
           <w:rFonts w:ascii="Arial" w:hAnsi="Arial" w:cs="Arial"/>
           <w:lang w:val="es-CL"/>
@@ -2715,15 +2643,7 @@
           <w:rFonts w:ascii="Arial" w:hAnsi="Arial" w:cs="Arial"/>
           <w:lang w:val="es-CL"/>
         </w:rPr>
-        <w:t xml:space="preserve"> consiste en entregar una PWA SaaS para gestionar ventas, inventario, clientes, caja, compras y reportes de forma simple y segura. Su evaluación requiere casos operativos </w:t>
-      </w:r>
-      <w:r>
-        <w:rPr>
-          <w:rFonts w:ascii="Arial" w:hAnsi="Arial" w:cs="Arial"/>
-          <w:lang w:val="es-CL"/>
-        </w:rPr>
-        <w:lastRenderedPageBreak/>
-        <w:t>completos. El producto no debe dispersarse hacia e-</w:t>
+        <w:t xml:space="preserve"> consiste en entregar una PWA SaaS para gestionar ventas, inventario, clientes, caja, compras y reportes de forma simple y segura. Su evaluación requiere casos operativos completos. El producto no debe dispersarse hacia e-</w:t>
       </w:r>
       <w:proofErr w:type="spellStart"/>
       <w:r>
@@ -2744,6 +2664,7 @@
     </w:p>
     <w:p>
       <w:pPr>
+        <w:spacing w:line="360" w:lineRule="auto"/>
         <w:rPr>
           <w:rFonts w:ascii="Arial" w:hAnsi="Arial" w:cs="Arial"/>
           <w:lang w:val="es-CL"/>
@@ -2856,6 +2777,7 @@
     <w:p>
       <w:pPr>
         <w:pStyle w:val="Heading1"/>
+        <w:spacing w:line="360" w:lineRule="auto"/>
         <w:rPr>
           <w:rFonts w:ascii="Arial" w:hAnsi="Arial" w:cs="Arial"/>
           <w:lang w:val="es-CL"/>
@@ -2867,28 +2789,13 @@
           <w:rFonts w:ascii="Arial" w:hAnsi="Arial" w:cs="Arial"/>
           <w:lang w:val="es-CL"/>
         </w:rPr>
-        <w:t xml:space="preserve">7 </w:t>
-      </w:r>
-      <w:proofErr w:type="gramStart"/>
-      <w:r>
-        <w:rPr>
-          <w:rFonts w:ascii="Arial" w:hAnsi="Arial" w:cs="Arial"/>
-          <w:lang w:val="es-CL"/>
-        </w:rPr>
-        <w:t>Diferenciación</w:t>
-      </w:r>
-      <w:proofErr w:type="gramEnd"/>
-      <w:r>
-        <w:rPr>
-          <w:rFonts w:ascii="Arial" w:hAnsi="Arial" w:cs="Arial"/>
-          <w:lang w:val="es-CL"/>
-        </w:rPr>
-        <w:t xml:space="preserve"> y comprobación de valor</w:t>
+        <w:t>7 Diferenciación y comprobación de valor</w:t>
       </w:r>
       <w:bookmarkEnd w:id="6"/>
     </w:p>
     <w:p>
       <w:pPr>
+        <w:spacing w:line="360" w:lineRule="auto"/>
         <w:rPr>
           <w:rFonts w:ascii="Arial" w:hAnsi="Arial" w:cs="Arial"/>
           <w:lang w:val="es-CL"/>
@@ -2904,22 +2811,32 @@
     </w:p>
     <w:p>
       <w:pPr>
-        <w:rPr>
-          <w:rFonts w:ascii="Arial" w:hAnsi="Arial" w:cs="Arial"/>
-          <w:lang w:val="es-CL"/>
-        </w:rPr>
-      </w:pPr>
-      <w:r>
-        <w:rPr>
-          <w:rFonts w:ascii="Arial" w:hAnsi="Arial" w:cs="Arial"/>
-          <w:lang w:val="es-CL"/>
-        </w:rPr>
-        <w:t>El modelo de producto debe probar el valor de cada función. En Venta Rápida, conviene comparar búsqueda manual, código de barras y fotografía con productos equivalentes. En factura, comparar tiempo de digitación y corrección. Si la revisión de una propuesta tarda más que escribirla, la función requiere mejora; no basta con que el proveedor devuelva texto.</w:t>
+        <w:spacing w:line="360" w:lineRule="auto"/>
+        <w:rPr>
+          <w:rFonts w:ascii="Arial" w:hAnsi="Arial" w:cs="Arial"/>
+          <w:lang w:val="es-CL"/>
+        </w:rPr>
+      </w:pPr>
+      <w:r>
+        <w:rPr>
+          <w:rFonts w:ascii="Arial" w:hAnsi="Arial" w:cs="Arial"/>
+          <w:lang w:val="es-CL"/>
+        </w:rPr>
+        <w:t xml:space="preserve">El modelo de producto debe probar el valor de cada función. En Venta Rápida, conviene comparar búsqueda manual, código de barras y fotografía con productos equivalentes. En factura, comparar </w:t>
+      </w:r>
+      <w:r>
+        <w:rPr>
+          <w:rFonts w:ascii="Arial" w:hAnsi="Arial" w:cs="Arial"/>
+          <w:lang w:val="es-CL"/>
+        </w:rPr>
+        <w:lastRenderedPageBreak/>
+        <w:t>tiempo de digitación y corrección. Si la revisión de una propuesta tarda más que escribirla, la función requiere mejora; no basta con que el proveedor devuelva texto.</w:t>
       </w:r>
     </w:p>
     <w:p>
       <w:pPr>
         <w:pStyle w:val="Heading1"/>
+        <w:spacing w:line="360" w:lineRule="auto"/>
         <w:rPr>
           <w:rFonts w:ascii="Arial" w:hAnsi="Arial" w:cs="Arial"/>
         </w:rPr>
@@ -2995,7 +2912,7 @@
           </w:tcPr>
           <w:p>
             <w:pPr>
-              <w:spacing w:after="0" w:line="252" w:lineRule="auto"/>
+              <w:spacing w:after="0" w:line="360" w:lineRule="auto"/>
               <w:rPr>
                 <w:rFonts w:ascii="Arial" w:hAnsi="Arial" w:cs="Arial"/>
               </w:rPr>
@@ -3019,7 +2936,7 @@
           </w:tcPr>
           <w:p>
             <w:pPr>
-              <w:spacing w:after="0" w:line="252" w:lineRule="auto"/>
+              <w:spacing w:after="0" w:line="360" w:lineRule="auto"/>
               <w:rPr>
                 <w:rFonts w:ascii="Arial" w:hAnsi="Arial" w:cs="Arial"/>
               </w:rPr>
@@ -3043,7 +2960,7 @@
           </w:tcPr>
           <w:p>
             <w:pPr>
-              <w:spacing w:after="0" w:line="252" w:lineRule="auto"/>
+              <w:spacing w:after="0" w:line="360" w:lineRule="auto"/>
               <w:rPr>
                 <w:rFonts w:ascii="Arial" w:hAnsi="Arial" w:cs="Arial"/>
               </w:rPr>
@@ -3073,7 +2990,7 @@
           </w:tcPr>
           <w:p>
             <w:pPr>
-              <w:spacing w:after="0" w:line="252" w:lineRule="auto"/>
+              <w:spacing w:after="0" w:line="360" w:lineRule="auto"/>
               <w:rPr>
                 <w:rFonts w:ascii="Arial" w:hAnsi="Arial" w:cs="Arial"/>
               </w:rPr>
@@ -3095,7 +3012,7 @@
           </w:tcPr>
           <w:p>
             <w:pPr>
-              <w:spacing w:after="0" w:line="252" w:lineRule="auto"/>
+              <w:spacing w:after="0" w:line="360" w:lineRule="auto"/>
               <w:rPr>
                 <w:rFonts w:ascii="Arial" w:hAnsi="Arial" w:cs="Arial"/>
                 <w:lang w:val="es-CL"/>
@@ -3107,25 +3024,7 @@
                 <w:sz w:val="19"/>
                 <w:lang w:val="es-CL"/>
               </w:rPr>
-              <w:t xml:space="preserve">Inicio de tarea a </w:t>
-            </w:r>
-            <w:proofErr w:type="gramStart"/>
-            <w:r>
-              <w:rPr>
-                <w:rFonts w:ascii="Arial" w:hAnsi="Arial" w:cs="Arial"/>
-                <w:sz w:val="19"/>
-                <w:lang w:val="es-CL"/>
-              </w:rPr>
-              <w:t>ticket</w:t>
-            </w:r>
-            <w:proofErr w:type="gramEnd"/>
-            <w:r>
-              <w:rPr>
-                <w:rFonts w:ascii="Arial" w:hAnsi="Arial" w:cs="Arial"/>
-                <w:sz w:val="19"/>
-                <w:lang w:val="es-CL"/>
-              </w:rPr>
-              <w:t xml:space="preserve"> revisado</w:t>
+              <w:t>Inicio de tarea a ticket revisado</w:t>
             </w:r>
           </w:p>
         </w:tc>
@@ -3137,7 +3036,7 @@
           </w:tcPr>
           <w:p>
             <w:pPr>
-              <w:spacing w:after="0" w:line="252" w:lineRule="auto"/>
+              <w:spacing w:after="0" w:line="360" w:lineRule="auto"/>
               <w:rPr>
                 <w:rFonts w:ascii="Arial" w:hAnsi="Arial" w:cs="Arial"/>
               </w:rPr>
@@ -3183,7 +3082,7 @@
           </w:tcPr>
           <w:p>
             <w:pPr>
-              <w:spacing w:after="0" w:line="252" w:lineRule="auto"/>
+              <w:spacing w:after="0" w:line="360" w:lineRule="auto"/>
               <w:rPr>
                 <w:rFonts w:ascii="Arial" w:hAnsi="Arial" w:cs="Arial"/>
               </w:rPr>
@@ -3205,7 +3104,7 @@
           </w:tcPr>
           <w:p>
             <w:pPr>
-              <w:spacing w:after="0" w:line="252" w:lineRule="auto"/>
+              <w:spacing w:after="0" w:line="360" w:lineRule="auto"/>
               <w:rPr>
                 <w:rFonts w:ascii="Arial" w:hAnsi="Arial" w:cs="Arial"/>
                 <w:lang w:val="es-CL"/>
@@ -3229,7 +3128,7 @@
           </w:tcPr>
           <w:p>
             <w:pPr>
-              <w:spacing w:after="0" w:line="252" w:lineRule="auto"/>
+              <w:spacing w:after="0" w:line="360" w:lineRule="auto"/>
               <w:rPr>
                 <w:rFonts w:ascii="Arial" w:hAnsi="Arial" w:cs="Arial"/>
               </w:rPr>
@@ -3275,7 +3174,7 @@
           </w:tcPr>
           <w:p>
             <w:pPr>
-              <w:spacing w:after="0" w:line="252" w:lineRule="auto"/>
+              <w:spacing w:after="0" w:line="360" w:lineRule="auto"/>
               <w:rPr>
                 <w:rFonts w:ascii="Arial" w:hAnsi="Arial" w:cs="Arial"/>
               </w:rPr>
@@ -3297,7 +3196,7 @@
           </w:tcPr>
           <w:p>
             <w:pPr>
-              <w:spacing w:after="0" w:line="252" w:lineRule="auto"/>
+              <w:spacing w:after="0" w:line="360" w:lineRule="auto"/>
               <w:rPr>
                 <w:rFonts w:ascii="Arial" w:hAnsi="Arial" w:cs="Arial"/>
               </w:rPr>
@@ -3319,7 +3218,7 @@
           </w:tcPr>
           <w:p>
             <w:pPr>
-              <w:spacing w:after="0" w:line="252" w:lineRule="auto"/>
+              <w:spacing w:after="0" w:line="360" w:lineRule="auto"/>
               <w:rPr>
                 <w:rFonts w:ascii="Arial" w:hAnsi="Arial" w:cs="Arial"/>
               </w:rPr>
@@ -3347,7 +3246,7 @@
           </w:tcPr>
           <w:p>
             <w:pPr>
-              <w:spacing w:after="0" w:line="252" w:lineRule="auto"/>
+              <w:spacing w:after="0" w:line="360" w:lineRule="auto"/>
               <w:rPr>
                 <w:rFonts w:ascii="Arial" w:hAnsi="Arial" w:cs="Arial"/>
               </w:rPr>
@@ -3369,7 +3268,7 @@
           </w:tcPr>
           <w:p>
             <w:pPr>
-              <w:spacing w:after="0" w:line="252" w:lineRule="auto"/>
+              <w:spacing w:after="0" w:line="360" w:lineRule="auto"/>
               <w:rPr>
                 <w:rFonts w:ascii="Arial" w:hAnsi="Arial" w:cs="Arial"/>
                 <w:lang w:val="es-CL"/>
@@ -3393,7 +3292,7 @@
           </w:tcPr>
           <w:p>
             <w:pPr>
-              <w:spacing w:after="0" w:line="252" w:lineRule="auto"/>
+              <w:spacing w:after="0" w:line="360" w:lineRule="auto"/>
               <w:jc w:val="center"/>
               <w:rPr>
                 <w:rFonts w:ascii="Arial" w:hAnsi="Arial" w:cs="Arial"/>
@@ -3431,7 +3330,7 @@
           </w:tcPr>
           <w:p>
             <w:pPr>
-              <w:spacing w:after="0" w:line="252" w:lineRule="auto"/>
+              <w:spacing w:after="0" w:line="360" w:lineRule="auto"/>
               <w:rPr>
                 <w:rFonts w:ascii="Arial" w:hAnsi="Arial" w:cs="Arial"/>
               </w:rPr>
@@ -3453,7 +3352,7 @@
           </w:tcPr>
           <w:p>
             <w:pPr>
-              <w:spacing w:after="0" w:line="252" w:lineRule="auto"/>
+              <w:spacing w:after="0" w:line="360" w:lineRule="auto"/>
               <w:rPr>
                 <w:rFonts w:ascii="Arial" w:hAnsi="Arial" w:cs="Arial"/>
                 <w:lang w:val="es-CL"/>
@@ -3477,7 +3376,7 @@
           </w:tcPr>
           <w:p>
             <w:pPr>
-              <w:spacing w:after="0" w:line="252" w:lineRule="auto"/>
+              <w:spacing w:after="0" w:line="360" w:lineRule="auto"/>
               <w:rPr>
                 <w:rFonts w:ascii="Arial" w:hAnsi="Arial" w:cs="Arial"/>
               </w:rPr>
@@ -3523,7 +3422,7 @@
           </w:tcPr>
           <w:p>
             <w:pPr>
-              <w:spacing w:after="0" w:line="252" w:lineRule="auto"/>
+              <w:spacing w:after="0" w:line="360" w:lineRule="auto"/>
               <w:rPr>
                 <w:rFonts w:ascii="Arial" w:hAnsi="Arial" w:cs="Arial"/>
               </w:rPr>
@@ -3545,7 +3444,7 @@
           </w:tcPr>
           <w:p>
             <w:pPr>
-              <w:spacing w:after="0" w:line="252" w:lineRule="auto"/>
+              <w:spacing w:after="0" w:line="360" w:lineRule="auto"/>
               <w:rPr>
                 <w:rFonts w:ascii="Arial" w:hAnsi="Arial" w:cs="Arial"/>
                 <w:lang w:val="es-CL"/>
@@ -3569,7 +3468,7 @@
           </w:tcPr>
           <w:p>
             <w:pPr>
-              <w:spacing w:after="0" w:line="252" w:lineRule="auto"/>
+              <w:spacing w:after="0" w:line="360" w:lineRule="auto"/>
               <w:rPr>
                 <w:rFonts w:ascii="Arial" w:hAnsi="Arial" w:cs="Arial"/>
               </w:rPr>
@@ -3605,7 +3504,7 @@
     </w:tbl>
     <w:p>
       <w:pPr>
-        <w:spacing w:after="20"/>
+        <w:spacing w:after="20" w:line="360" w:lineRule="auto"/>
         <w:rPr>
           <w:rFonts w:ascii="Arial" w:hAnsi="Arial" w:cs="Arial"/>
         </w:rPr>
@@ -3613,6 +3512,7 @@
     </w:p>
     <w:p>
       <w:pPr>
+        <w:spacing w:line="360" w:lineRule="auto"/>
         <w:rPr>
           <w:rFonts w:ascii="Arial" w:hAnsi="Arial" w:cs="Arial"/>
           <w:lang w:val="es-CL"/>
@@ -3629,6 +3529,7 @@
     <w:p>
       <w:pPr>
         <w:pStyle w:val="Heading1"/>
+        <w:spacing w:line="360" w:lineRule="auto"/>
         <w:rPr>
           <w:rFonts w:ascii="Arial" w:hAnsi="Arial" w:cs="Arial"/>
           <w:lang w:val="es-CL"/>
@@ -3640,28 +3541,13 @@
           <w:rFonts w:ascii="Arial" w:hAnsi="Arial" w:cs="Arial"/>
           <w:lang w:val="es-CL"/>
         </w:rPr>
-        <w:t xml:space="preserve">9 </w:t>
-      </w:r>
-      <w:proofErr w:type="gramStart"/>
-      <w:r>
-        <w:rPr>
-          <w:rFonts w:ascii="Arial" w:hAnsi="Arial" w:cs="Arial"/>
-          <w:lang w:val="es-CL"/>
-        </w:rPr>
-        <w:t>Criterios</w:t>
-      </w:r>
-      <w:proofErr w:type="gramEnd"/>
-      <w:r>
-        <w:rPr>
-          <w:rFonts w:ascii="Arial" w:hAnsi="Arial" w:cs="Arial"/>
-          <w:lang w:val="es-CL"/>
-        </w:rPr>
-        <w:t xml:space="preserve"> de priorización</w:t>
+        <w:t>9 Criterios de priorización</w:t>
       </w:r>
       <w:bookmarkEnd w:id="8"/>
     </w:p>
     <w:p>
       <w:pPr>
+        <w:spacing w:line="360" w:lineRule="auto"/>
         <w:rPr>
           <w:rFonts w:ascii="Arial" w:hAnsi="Arial" w:cs="Arial"/>
           <w:lang w:val="es-CL"/>
@@ -3677,17 +3563,17 @@
     </w:p>
     <w:p>
       <w:pPr>
-        <w:rPr>
-          <w:rFonts w:ascii="Arial" w:hAnsi="Arial" w:cs="Arial"/>
-          <w:lang w:val="es-CL"/>
-        </w:rPr>
-      </w:pPr>
-      <w:r>
-        <w:rPr>
-          <w:rFonts w:ascii="Arial" w:hAnsi="Arial" w:cs="Arial"/>
-          <w:lang w:val="es-CL"/>
-        </w:rPr>
-        <w:lastRenderedPageBreak/>
+        <w:spacing w:line="360" w:lineRule="auto"/>
+        <w:rPr>
+          <w:rFonts w:ascii="Arial" w:hAnsi="Arial" w:cs="Arial"/>
+          <w:lang w:val="es-CL"/>
+        </w:rPr>
+      </w:pPr>
+      <w:r>
+        <w:rPr>
+          <w:rFonts w:ascii="Arial" w:hAnsi="Arial" w:cs="Arial"/>
+          <w:lang w:val="es-CL"/>
+        </w:rPr>
         <w:t xml:space="preserve">La priorización utiliza valor, riesgo y dependencia. Los </w:t>
       </w:r>
       <w:proofErr w:type="spellStart"/>
@@ -3726,6 +3612,7 @@
     <w:p>
       <w:pPr>
         <w:pStyle w:val="Heading1"/>
+        <w:spacing w:line="360" w:lineRule="auto"/>
         <w:rPr>
           <w:rFonts w:ascii="Arial" w:hAnsi="Arial" w:cs="Arial"/>
           <w:lang w:val="es-CL"/>
@@ -3737,44 +3624,38 @@
           <w:rFonts w:ascii="Arial" w:hAnsi="Arial" w:cs="Arial"/>
           <w:lang w:val="es-CL"/>
         </w:rPr>
-        <w:t xml:space="preserve">10 </w:t>
-      </w:r>
-      <w:proofErr w:type="gramStart"/>
-      <w:r>
-        <w:rPr>
-          <w:rFonts w:ascii="Arial" w:hAnsi="Arial" w:cs="Arial"/>
-          <w:lang w:val="es-CL"/>
-        </w:rPr>
-        <w:t>Evidencias</w:t>
-      </w:r>
-      <w:proofErr w:type="gramEnd"/>
-      <w:r>
-        <w:rPr>
-          <w:rFonts w:ascii="Arial" w:hAnsi="Arial" w:cs="Arial"/>
-          <w:lang w:val="es-CL"/>
-        </w:rPr>
-        <w:t xml:space="preserve"> relacionadas con esta versión</w:t>
+        <w:t>10 Evidencias relacionadas con esta versión</w:t>
       </w:r>
       <w:bookmarkEnd w:id="9"/>
     </w:p>
     <w:p>
       <w:pPr>
-        <w:rPr>
-          <w:rFonts w:ascii="Arial" w:hAnsi="Arial" w:cs="Arial"/>
-          <w:lang w:val="es-CL"/>
-        </w:rPr>
-      </w:pPr>
-      <w:r>
-        <w:rPr>
-          <w:rFonts w:ascii="Arial" w:hAnsi="Arial" w:cs="Arial"/>
-          <w:lang w:val="es-CL"/>
-        </w:rPr>
-        <w:t>El Informe Académico conecta objetivos, método, antecedentes y resultados. La Matriz de Trazabilidad identifica requisitos e historias asociados a la implementación. El Informe de Verificación conserva las ejecuciones del 04 de octubre de 2026 y distingue su alcance local de la aceptación en PostgreSQL y con usuarios. Control de Entrega reúne la cobertura de los 17 artefactos y los pendientes de cierre.</w:t>
+        <w:spacing w:line="360" w:lineRule="auto"/>
+        <w:rPr>
+          <w:rFonts w:ascii="Arial" w:hAnsi="Arial" w:cs="Arial"/>
+          <w:lang w:val="es-CL"/>
+        </w:rPr>
+      </w:pPr>
+      <w:r>
+        <w:rPr>
+          <w:rFonts w:ascii="Arial" w:hAnsi="Arial" w:cs="Arial"/>
+          <w:lang w:val="es-CL"/>
+        </w:rPr>
+        <w:t xml:space="preserve">El Informe Académico conecta objetivos, método, antecedentes y resultados. La Matriz de Trazabilidad identifica requisitos e historias asociados a la implementación. El Informe de Verificación conserva las ejecuciones del 04 de octubre de 2026 y distingue su alcance local de la </w:t>
+      </w:r>
+      <w:r>
+        <w:rPr>
+          <w:rFonts w:ascii="Arial" w:hAnsi="Arial" w:cs="Arial"/>
+          <w:lang w:val="es-CL"/>
+        </w:rPr>
+        <w:lastRenderedPageBreak/>
+        <w:t>aceptación en PostgreSQL y con usuarios. Control de Entrega reúne la cobertura de los 17 artefactos y los pendientes de cierre.</w:t>
       </w:r>
     </w:p>
     <w:p>
       <w:pPr>
         <w:pStyle w:val="Heading1"/>
+        <w:spacing w:line="360" w:lineRule="auto"/>
         <w:rPr>
           <w:rFonts w:ascii="Arial" w:hAnsi="Arial" w:cs="Arial"/>
           <w:lang w:val="es-CL"/>
@@ -3786,21 +3667,13 @@
           <w:rFonts w:ascii="Arial" w:hAnsi="Arial" w:cs="Arial"/>
           <w:lang w:val="es-CL"/>
         </w:rPr>
-        <w:t xml:space="preserve">11 </w:t>
-      </w:r>
-      <w:proofErr w:type="gramStart"/>
-      <w:r>
-        <w:rPr>
-          <w:rFonts w:ascii="Arial" w:hAnsi="Arial" w:cs="Arial"/>
-          <w:lang w:val="es-CL"/>
-        </w:rPr>
-        <w:t>Conclusiones</w:t>
+        <w:t>11 Conclusiones</w:t>
       </w:r>
       <w:bookmarkEnd w:id="10"/>
-      <w:proofErr w:type="gramEnd"/>
     </w:p>
     <w:p>
       <w:pPr>
+        <w:spacing w:line="360" w:lineRule="auto"/>
         <w:rPr>
           <w:rFonts w:ascii="Arial" w:hAnsi="Arial" w:cs="Arial"/>
           <w:lang w:val="es-CL"/>
@@ -3817,6 +3690,7 @@
     <w:p>
       <w:pPr>
         <w:pStyle w:val="Heading1"/>
+        <w:spacing w:line="360" w:lineRule="auto"/>
         <w:rPr>
           <w:rFonts w:ascii="Arial" w:hAnsi="Arial" w:cs="Arial"/>
           <w:lang w:val="es-CL"/>
@@ -3828,28 +3702,13 @@
           <w:rFonts w:ascii="Arial" w:hAnsi="Arial" w:cs="Arial"/>
           <w:lang w:val="es-CL"/>
         </w:rPr>
-        <w:t xml:space="preserve">12 </w:t>
-      </w:r>
-      <w:proofErr w:type="gramStart"/>
-      <w:r>
-        <w:rPr>
-          <w:rFonts w:ascii="Arial" w:hAnsi="Arial" w:cs="Arial"/>
-          <w:lang w:val="es-CL"/>
-        </w:rPr>
-        <w:t>Pendientes</w:t>
-      </w:r>
-      <w:proofErr w:type="gramEnd"/>
-      <w:r>
-        <w:rPr>
-          <w:rFonts w:ascii="Arial" w:hAnsi="Arial" w:cs="Arial"/>
-          <w:lang w:val="es-CL"/>
-        </w:rPr>
-        <w:t xml:space="preserve"> manuales y responsables</w:t>
+        <w:t>12 Pendientes manuales y responsables</w:t>
       </w:r>
       <w:bookmarkEnd w:id="11"/>
     </w:p>
     <w:p>
       <w:pPr>
+        <w:spacing w:line="360" w:lineRule="auto"/>
         <w:rPr>
           <w:rFonts w:ascii="Arial" w:hAnsi="Arial" w:cs="Arial"/>
           <w:lang w:val="es-CL"/>
@@ -3876,23 +3735,7 @@
           <w:rFonts w:ascii="Arial" w:hAnsi="Arial" w:cs="Arial"/>
           <w:lang w:val="es-CL"/>
         </w:rPr>
-        <w:t xml:space="preserve"> Owner; Samuel, Scrum </w:t>
-      </w:r>
-      <w:proofErr w:type="gramStart"/>
-      <w:r>
-        <w:rPr>
-          <w:rFonts w:ascii="Arial" w:hAnsi="Arial" w:cs="Arial"/>
-          <w:lang w:val="es-CL"/>
-        </w:rPr>
-        <w:t>Master</w:t>
-      </w:r>
-      <w:proofErr w:type="gramEnd"/>
-      <w:r>
-        <w:rPr>
-          <w:rFonts w:ascii="Arial" w:hAnsi="Arial" w:cs="Arial"/>
-          <w:lang w:val="es-CL"/>
-        </w:rPr>
-        <w:t>) y deben confirmarse en reunión: la tabla no representa asignaciones aprobadas ni tareas ya realizadas.</w:t>
+        <w:t xml:space="preserve"> Owner; Samuel, Scrum Master) y deben confirmarse en reunión: la tabla no representa asignaciones aprobadas ni tareas ya realizadas.</w:t>
       </w:r>
     </w:p>
     <w:tbl>
@@ -3935,7 +3778,7 @@
           </w:tcPr>
           <w:p>
             <w:pPr>
-              <w:spacing w:after="0" w:line="252" w:lineRule="auto"/>
+              <w:spacing w:after="0" w:line="360" w:lineRule="auto"/>
               <w:rPr>
                 <w:rFonts w:ascii="Arial" w:hAnsi="Arial" w:cs="Arial"/>
               </w:rPr>
@@ -3961,7 +3804,7 @@
           </w:tcPr>
           <w:p>
             <w:pPr>
-              <w:spacing w:after="0" w:line="252" w:lineRule="auto"/>
+              <w:spacing w:after="0" w:line="360" w:lineRule="auto"/>
               <w:rPr>
                 <w:rFonts w:ascii="Arial" w:hAnsi="Arial" w:cs="Arial"/>
               </w:rPr>
@@ -3985,7 +3828,7 @@
           </w:tcPr>
           <w:p>
             <w:pPr>
-              <w:spacing w:after="0" w:line="252" w:lineRule="auto"/>
+              <w:spacing w:after="0" w:line="360" w:lineRule="auto"/>
               <w:rPr>
                 <w:rFonts w:ascii="Arial" w:hAnsi="Arial" w:cs="Arial"/>
               </w:rPr>
@@ -4015,7 +3858,7 @@
           </w:tcPr>
           <w:p>
             <w:pPr>
-              <w:spacing w:after="0" w:line="252" w:lineRule="auto"/>
+              <w:spacing w:after="0" w:line="360" w:lineRule="auto"/>
               <w:rPr>
                 <w:rFonts w:ascii="Arial" w:hAnsi="Arial" w:cs="Arial"/>
                 <w:lang w:val="es-CL"/>
@@ -4039,7 +3882,7 @@
           </w:tcPr>
           <w:p>
             <w:pPr>
-              <w:spacing w:after="0" w:line="252" w:lineRule="auto"/>
+              <w:spacing w:after="0" w:line="360" w:lineRule="auto"/>
               <w:rPr>
                 <w:rFonts w:ascii="Arial" w:hAnsi="Arial" w:cs="Arial"/>
               </w:rPr>
@@ -4061,7 +3904,7 @@
           </w:tcPr>
           <w:p>
             <w:pPr>
-              <w:spacing w:after="0" w:line="252" w:lineRule="auto"/>
+              <w:spacing w:after="0" w:line="360" w:lineRule="auto"/>
               <w:rPr>
                 <w:rFonts w:ascii="Arial" w:hAnsi="Arial" w:cs="Arial"/>
               </w:rPr>
@@ -4089,7 +3932,7 @@
           </w:tcPr>
           <w:p>
             <w:pPr>
-              <w:spacing w:after="0" w:line="252" w:lineRule="auto"/>
+              <w:spacing w:after="0" w:line="360" w:lineRule="auto"/>
               <w:rPr>
                 <w:rFonts w:ascii="Arial" w:hAnsi="Arial" w:cs="Arial"/>
                 <w:lang w:val="es-CL"/>
@@ -4113,7 +3956,7 @@
           </w:tcPr>
           <w:p>
             <w:pPr>
-              <w:spacing w:after="0" w:line="252" w:lineRule="auto"/>
+              <w:spacing w:after="0" w:line="360" w:lineRule="auto"/>
               <w:rPr>
                 <w:rFonts w:ascii="Arial" w:hAnsi="Arial" w:cs="Arial"/>
               </w:rPr>
@@ -4135,7 +3978,7 @@
           </w:tcPr>
           <w:p>
             <w:pPr>
-              <w:spacing w:after="0" w:line="252" w:lineRule="auto"/>
+              <w:spacing w:after="0" w:line="360" w:lineRule="auto"/>
               <w:rPr>
                 <w:rFonts w:ascii="Arial" w:hAnsi="Arial" w:cs="Arial"/>
                 <w:lang w:val="es-CL"/>
@@ -4165,7 +4008,7 @@
           </w:tcPr>
           <w:p>
             <w:pPr>
-              <w:spacing w:after="0" w:line="252" w:lineRule="auto"/>
+              <w:spacing w:after="0" w:line="360" w:lineRule="auto"/>
               <w:rPr>
                 <w:rFonts w:ascii="Arial" w:hAnsi="Arial" w:cs="Arial"/>
                 <w:lang w:val="es-CL"/>
@@ -4189,7 +4032,7 @@
           </w:tcPr>
           <w:p>
             <w:pPr>
-              <w:spacing w:after="0" w:line="252" w:lineRule="auto"/>
+              <w:spacing w:after="0" w:line="360" w:lineRule="auto"/>
               <w:rPr>
                 <w:rFonts w:ascii="Arial" w:hAnsi="Arial" w:cs="Arial"/>
               </w:rPr>
@@ -4211,7 +4054,7 @@
           </w:tcPr>
           <w:p>
             <w:pPr>
-              <w:spacing w:after="0" w:line="252" w:lineRule="auto"/>
+              <w:spacing w:after="0" w:line="360" w:lineRule="auto"/>
               <w:rPr>
                 <w:rFonts w:ascii="Arial" w:hAnsi="Arial" w:cs="Arial"/>
                 <w:lang w:val="es-CL"/>
@@ -4231,7 +4074,7 @@
     </w:tbl>
     <w:p>
       <w:pPr>
-        <w:spacing w:after="60"/>
+        <w:spacing w:after="60" w:line="360" w:lineRule="auto"/>
         <w:rPr>
           <w:rFonts w:ascii="Arial" w:hAnsi="Arial" w:cs="Arial"/>
           <w:lang w:val="es-CL"/>
@@ -4241,6 +4084,7 @@
     <w:p>
       <w:pPr>
         <w:pStyle w:val="Heading1"/>
+        <w:spacing w:line="360" w:lineRule="auto"/>
         <w:rPr>
           <w:rFonts w:ascii="Arial" w:hAnsi="Arial" w:cs="Arial"/>
           <w:lang w:val="es-CL"/>
@@ -4252,21 +4096,13 @@
           <w:rFonts w:ascii="Arial" w:hAnsi="Arial" w:cs="Arial"/>
           <w:lang w:val="es-CL"/>
         </w:rPr>
-        <w:t xml:space="preserve">13 </w:t>
-      </w:r>
-      <w:proofErr w:type="gramStart"/>
-      <w:r>
-        <w:rPr>
-          <w:rFonts w:ascii="Arial" w:hAnsi="Arial" w:cs="Arial"/>
-          <w:lang w:val="es-CL"/>
-        </w:rPr>
-        <w:t>Referencias</w:t>
+        <w:t>13 Referencias</w:t>
       </w:r>
       <w:bookmarkEnd w:id="12"/>
-      <w:proofErr w:type="gramEnd"/>
     </w:p>
     <w:p>
       <w:pPr>
+        <w:spacing w:line="360" w:lineRule="auto"/>
         <w:rPr>
           <w:rFonts w:ascii="Arial" w:hAnsi="Arial" w:cs="Arial"/>
           <w:lang w:val="es-CL"/>
@@ -4299,6 +4135,7 @@
     <w:p>
       <w:pPr>
         <w:keepLines/>
+        <w:spacing w:line="360" w:lineRule="auto"/>
         <w:ind w:left="432" w:hanging="432"/>
         <w:rPr>
           <w:rFonts w:ascii="Arial" w:hAnsi="Arial" w:cs="Arial"/>
@@ -4371,19 +4208,32 @@
         </w:rPr>
         <w:t xml:space="preserve">. </w:t>
       </w:r>
-      <w:hyperlink r:id="rId8">
+      <w:hyperlink r:id="rId8" w:history="1">
         <w:r>
           <w:rPr>
+            <w:rStyle w:val="Hyperlink"/>
             <w:rFonts w:ascii="Arial" w:hAnsi="Arial" w:cs="Arial"/>
             <w:lang w:val="es-CL"/>
           </w:rPr>
-          <w:t>https://github.com/CamiloGonzalezSt/LocalitoSaaS/tree/ddb9956cf35cfb2035f62528299fd6bb2c9b7d5c</w:t>
+          <w:t>https://github.com/CamiloGonzalezSt/LocalitoSaaS/tree/ddb9956cf35cfb2035f62528299fd6bb</w:t>
+        </w:r>
+        <w:r>
+          <w:rPr>
+            <w:rStyle w:val="Hyperlink"/>
+            <w:rFonts w:ascii="Arial" w:hAnsi="Arial" w:cs="Arial"/>
+            <w:lang w:val="es-CL"/>
+          </w:rPr>
+          <w:t>2c9b7d5c</w:t>
         </w:r>
       </w:hyperlink>
+      <w:r>
+        <w:t xml:space="preserve"> </w:t>
+      </w:r>
     </w:p>
     <w:p>
       <w:pPr>
         <w:keepLines/>
+        <w:spacing w:line="360" w:lineRule="auto"/>
         <w:ind w:left="432" w:hanging="432"/>
         <w:rPr>
           <w:rFonts w:ascii="Arial" w:hAnsi="Arial" w:cs="Arial"/>
@@ -4410,9 +4260,10 @@
         </w:rPr>
         <w:t xml:space="preserve">. </w:t>
       </w:r>
-      <w:hyperlink r:id="rId9">
+      <w:hyperlink r:id="rId9" w:history="1">
         <w:r>
           <w:rPr>
+            <w:rStyle w:val="Hyperlink"/>
             <w:rFonts w:ascii="Arial" w:hAnsi="Arial" w:cs="Arial"/>
           </w:rPr>
           <w:t>https://scrumguides.org/scrum-guide.html</w:t>
@@ -5689,6 +5540,7 @@
   <w:style w:type="character" w:default="1" w:styleId="DefaultParagraphFont">
     <w:name w:val="Default Paragraph Font"/>
     <w:uiPriority w:val="1"/>
+    <w:semiHidden/>
     <w:unhideWhenUsed/>
   </w:style>
   <w:style w:type="table" w:default="1" w:styleId="TableNormal">
@@ -16497,6 +16349,29 @@
     <w:rPr>
       <w:rFonts w:ascii="DejaVu Sans Mono" w:hAnsi="DejaVu Sans Mono"/>
       <w:sz w:val="17"/>
+    </w:rPr>
+  </w:style>
+  <w:style w:type="character" w:styleId="Hyperlink">
+    <w:name w:val="Hyperlink"/>
+    <w:basedOn w:val="DefaultParagraphFont"/>
+    <w:uiPriority w:val="99"/>
+    <w:unhideWhenUsed/>
+    <w:rsid w:val="00CB5D0E"/>
+    <w:rPr>
+      <w:color w:val="0000FF" w:themeColor="hyperlink"/>
+      <w:u w:val="single"/>
+    </w:rPr>
+  </w:style>
+  <w:style w:type="character" w:styleId="UnresolvedMention">
+    <w:name w:val="Unresolved Mention"/>
+    <w:basedOn w:val="DefaultParagraphFont"/>
+    <w:uiPriority w:val="99"/>
+    <w:semiHidden/>
+    <w:unhideWhenUsed/>
+    <w:rsid w:val="00CB5D0E"/>
+    <w:rPr>
+      <w:color w:val="605E5C"/>
+      <w:shd w:val="clear" w:color="auto" w:fill="E1DFDD"/>
     </w:rPr>
   </w:style>
 </w:styles>
